--- a/Анализ предметной области.docx
+++ b/Анализ предметной области.docx
@@ -133,8 +133,8 @@
         <w:tblLook w:val="04A0" w:firstRow="1" w:lastRow="0" w:firstColumn="1" w:lastColumn="0" w:noHBand="0" w:noVBand="1"/>
       </w:tblPr>
       <w:tblGrid>
-        <w:gridCol w:w="1919"/>
-        <w:gridCol w:w="7441"/>
+        <w:gridCol w:w="1872"/>
+        <w:gridCol w:w="7488"/>
       </w:tblGrid>
       <w:tr>
         <w:trPr>
@@ -290,6 +290,14 @@
               </w:rPr>
               <w:t>Марка, модель, год выпуска, госномер, VIN, пробег, дата последнего ТО</w:t>
             </w:r>
+            <w:r>
+              <w:rPr>
+                <w:rFonts w:ascii="Times New Roman" w:hAnsi="Times New Roman" w:cs="Times New Roman"/>
+                <w:sz w:val="28"/>
+                <w:szCs w:val="28"/>
+              </w:rPr>
+              <w:t>, норма расхода топлива (л/100км)</w:t>
+            </w:r>
           </w:p>
         </w:tc>
       </w:tr>
@@ -363,10 +371,12 @@
             <w:r>
               <w:rPr>
                 <w:rFonts w:ascii="Times New Roman" w:hAnsi="Times New Roman" w:cs="Times New Roman"/>
-                <w:sz w:val="28"/>
-                <w:szCs w:val="28"/>
-              </w:rPr>
-              <w:t>Отмечает начало/конец смены, заправки</w:t>
+                <w:b/>
+                <w:bCs/>
+                <w:sz w:val="28"/>
+                <w:szCs w:val="28"/>
+              </w:rPr>
+              <w:t>ФИО, серия/номер водительского удостоверения, категории, телефон, дата приема на работу</w:t>
             </w:r>
           </w:p>
         </w:tc>
@@ -438,13 +448,93 @@
                 <w:szCs w:val="28"/>
               </w:rPr>
             </w:pPr>
-            <w:r>
-              <w:rPr>
-                <w:rFonts w:ascii="Times New Roman" w:hAnsi="Times New Roman" w:cs="Times New Roman"/>
-                <w:sz w:val="28"/>
-                <w:szCs w:val="28"/>
-              </w:rPr>
-              <w:t>Маршрут, задачи, дата</w:t>
+            <w:proofErr w:type="spellStart"/>
+            <w:r>
+              <w:rPr>
+                <w:rFonts w:ascii="Times New Roman" w:hAnsi="Times New Roman" w:cs="Times New Roman"/>
+                <w:b/>
+                <w:bCs/>
+                <w:sz w:val="28"/>
+                <w:szCs w:val="28"/>
+              </w:rPr>
+              <w:t>id_водителя</w:t>
+            </w:r>
+            <w:proofErr w:type="spellEnd"/>
+            <w:r>
+              <w:rPr>
+                <w:rFonts w:ascii="Times New Roman" w:hAnsi="Times New Roman" w:cs="Times New Roman"/>
+                <w:b/>
+                <w:bCs/>
+                <w:sz w:val="28"/>
+                <w:szCs w:val="28"/>
+              </w:rPr>
+              <w:t xml:space="preserve">, </w:t>
+            </w:r>
+            <w:proofErr w:type="spellStart"/>
+            <w:r>
+              <w:rPr>
+                <w:rFonts w:ascii="Times New Roman" w:hAnsi="Times New Roman" w:cs="Times New Roman"/>
+                <w:b/>
+                <w:bCs/>
+                <w:sz w:val="28"/>
+                <w:szCs w:val="28"/>
+              </w:rPr>
+              <w:t>id_авто</w:t>
+            </w:r>
+            <w:proofErr w:type="spellEnd"/>
+            <w:r>
+              <w:rPr>
+                <w:rFonts w:ascii="Times New Roman" w:hAnsi="Times New Roman" w:cs="Times New Roman"/>
+                <w:b/>
+                <w:bCs/>
+                <w:sz w:val="28"/>
+                <w:szCs w:val="28"/>
+              </w:rPr>
+              <w:t xml:space="preserve">, маршрут, задачи, дата, </w:t>
+            </w:r>
+            <w:proofErr w:type="spellStart"/>
+            <w:r>
+              <w:rPr>
+                <w:rFonts w:ascii="Times New Roman" w:hAnsi="Times New Roman" w:cs="Times New Roman"/>
+                <w:b/>
+                <w:bCs/>
+                <w:sz w:val="28"/>
+                <w:szCs w:val="28"/>
+              </w:rPr>
+              <w:t>время_выезда</w:t>
+            </w:r>
+            <w:proofErr w:type="spellEnd"/>
+            <w:r>
+              <w:rPr>
+                <w:rFonts w:ascii="Times New Roman" w:hAnsi="Times New Roman" w:cs="Times New Roman"/>
+                <w:b/>
+                <w:bCs/>
+                <w:sz w:val="28"/>
+                <w:szCs w:val="28"/>
+              </w:rPr>
+              <w:t xml:space="preserve">, </w:t>
+            </w:r>
+            <w:proofErr w:type="spellStart"/>
+            <w:r>
+              <w:rPr>
+                <w:rFonts w:ascii="Times New Roman" w:hAnsi="Times New Roman" w:cs="Times New Roman"/>
+                <w:b/>
+                <w:bCs/>
+                <w:sz w:val="28"/>
+                <w:szCs w:val="28"/>
+              </w:rPr>
+              <w:t>время_возврата</w:t>
+            </w:r>
+            <w:proofErr w:type="spellEnd"/>
+            <w:r>
+              <w:rPr>
+                <w:rFonts w:ascii="Times New Roman" w:hAnsi="Times New Roman" w:cs="Times New Roman"/>
+                <w:b/>
+                <w:bCs/>
+                <w:sz w:val="28"/>
+                <w:szCs w:val="28"/>
+              </w:rPr>
+              <w:t>, статус</w:t>
             </w:r>
           </w:p>
         </w:tc>
@@ -516,13 +606,77 @@
                 <w:szCs w:val="28"/>
               </w:rPr>
             </w:pPr>
-            <w:r>
-              <w:rPr>
-                <w:rFonts w:ascii="Times New Roman" w:hAnsi="Times New Roman" w:cs="Times New Roman"/>
-                <w:sz w:val="28"/>
-                <w:szCs w:val="28"/>
-              </w:rPr>
-              <w:t>Литры, стоимость, пробег на момент заправки</w:t>
+            <w:proofErr w:type="spellStart"/>
+            <w:r>
+              <w:rPr>
+                <w:rFonts w:ascii="Times New Roman" w:hAnsi="Times New Roman" w:cs="Times New Roman"/>
+                <w:b/>
+                <w:bCs/>
+                <w:sz w:val="28"/>
+                <w:szCs w:val="28"/>
+              </w:rPr>
+              <w:t>id_авто</w:t>
+            </w:r>
+            <w:proofErr w:type="spellEnd"/>
+            <w:r>
+              <w:rPr>
+                <w:rFonts w:ascii="Times New Roman" w:hAnsi="Times New Roman" w:cs="Times New Roman"/>
+                <w:b/>
+                <w:bCs/>
+                <w:sz w:val="28"/>
+                <w:szCs w:val="28"/>
+              </w:rPr>
+              <w:t xml:space="preserve">, </w:t>
+            </w:r>
+            <w:proofErr w:type="spellStart"/>
+            <w:r>
+              <w:rPr>
+                <w:rFonts w:ascii="Times New Roman" w:hAnsi="Times New Roman" w:cs="Times New Roman"/>
+                <w:b/>
+                <w:bCs/>
+                <w:sz w:val="28"/>
+                <w:szCs w:val="28"/>
+              </w:rPr>
+              <w:t>id_водителя</w:t>
+            </w:r>
+            <w:proofErr w:type="spellEnd"/>
+            <w:r>
+              <w:rPr>
+                <w:rFonts w:ascii="Times New Roman" w:hAnsi="Times New Roman" w:cs="Times New Roman"/>
+                <w:b/>
+                <w:bCs/>
+                <w:sz w:val="28"/>
+                <w:szCs w:val="28"/>
+              </w:rPr>
+              <w:t xml:space="preserve">, </w:t>
+            </w:r>
+            <w:proofErr w:type="spellStart"/>
+            <w:r>
+              <w:rPr>
+                <w:rFonts w:ascii="Times New Roman" w:hAnsi="Times New Roman" w:cs="Times New Roman"/>
+                <w:b/>
+                <w:bCs/>
+                <w:sz w:val="28"/>
+                <w:szCs w:val="28"/>
+              </w:rPr>
+              <w:t>id_путевого_листа</w:t>
+            </w:r>
+            <w:proofErr w:type="spellEnd"/>
+            <w:r>
+              <w:rPr>
+                <w:rFonts w:ascii="Times New Roman" w:hAnsi="Times New Roman" w:cs="Times New Roman"/>
+                <w:sz w:val="28"/>
+                <w:szCs w:val="28"/>
+              </w:rPr>
+              <w:t>, л</w:t>
+            </w:r>
+            <w:r>
+              <w:rPr>
+                <w:rFonts w:ascii="Times New Roman" w:hAnsi="Times New Roman" w:cs="Times New Roman"/>
+                <w:sz w:val="28"/>
+                <w:szCs w:val="28"/>
+              </w:rPr>
+              <w:t>итры, стоимость, пробег на момент заправки</w:t>
             </w:r>
           </w:p>
         </w:tc>
@@ -602,6 +756,31 @@
               </w:rPr>
               <w:t>Тип (плановое/срочный/замена), дата, стоимость</w:t>
             </w:r>
+            <w:r>
+              <w:rPr>
+                <w:rFonts w:ascii="Times New Roman" w:hAnsi="Times New Roman" w:cs="Times New Roman"/>
+                <w:sz w:val="28"/>
+                <w:szCs w:val="28"/>
+              </w:rPr>
+              <w:t xml:space="preserve">, </w:t>
+            </w:r>
+            <w:r>
+              <w:rPr>
+                <w:rFonts w:ascii="Times New Roman" w:hAnsi="Times New Roman" w:cs="Times New Roman"/>
+                <w:sz w:val="28"/>
+                <w:szCs w:val="28"/>
+                <w:lang w:val="en-US"/>
+              </w:rPr>
+              <w:t>id</w:t>
+            </w:r>
+            <w:r>
+              <w:rPr>
+                <w:rFonts w:ascii="Times New Roman" w:hAnsi="Times New Roman" w:cs="Times New Roman"/>
+                <w:sz w:val="28"/>
+                <w:szCs w:val="28"/>
+              </w:rPr>
+              <w:t>_авто</w:t>
+            </w:r>
           </w:p>
         </w:tc>
       </w:tr>
@@ -795,7 +974,8 @@
           <w:sz w:val="28"/>
           <w:szCs w:val="28"/>
         </w:rPr>
-        <w:t>GPS-мониторинг местоположения авто.</w:t>
+        <w:lastRenderedPageBreak/>
+        <w:t>GPS-мониторинг местоположения авто (в учебном проекте реализован в виде ввода координат вручную диспетчером или заглушки).</w:t>
       </w:r>
     </w:p>
     <w:p>
@@ -816,7 +996,6 @@
           <w:sz w:val="28"/>
           <w:szCs w:val="28"/>
         </w:rPr>
-        <w:lastRenderedPageBreak/>
         <w:t>Экспорт отчетов в Excel и PDF.</w:t>
       </w:r>
     </w:p>
@@ -827,23 +1006,23 @@
         <w:ind w:left="360"/>
         <w:outlineLvl w:val="1"/>
         <w:rPr>
-          <w:rFonts w:ascii="Segoe UI" w:eastAsia="Times New Roman" w:hAnsi="Segoe UI" w:cs="Segoe UI"/>
+          <w:rFonts w:ascii="Times New Roman" w:eastAsia="Times New Roman" w:hAnsi="Times New Roman" w:cs="Times New Roman"/>
           <w:b/>
           <w:bCs/>
           <w:color w:val="000000" w:themeColor="text1"/>
-          <w:sz w:val="33"/>
-          <w:szCs w:val="33"/>
+          <w:sz w:val="28"/>
+          <w:szCs w:val="28"/>
           <w:lang w:eastAsia="ru-RU"/>
         </w:rPr>
       </w:pPr>
       <w:r>
         <w:rPr>
-          <w:rFonts w:ascii="Segoe UI" w:eastAsia="Times New Roman" w:hAnsi="Segoe UI" w:cs="Segoe UI"/>
+          <w:rFonts w:ascii="Times New Roman" w:eastAsia="Times New Roman" w:hAnsi="Times New Roman" w:cs="Times New Roman"/>
           <w:b/>
           <w:bCs/>
           <w:color w:val="000000" w:themeColor="text1"/>
-          <w:sz w:val="33"/>
-          <w:szCs w:val="33"/>
+          <w:sz w:val="28"/>
+          <w:szCs w:val="28"/>
           <w:lang w:eastAsia="ru-RU"/>
         </w:rPr>
         <w:t>4. Роли пользователей</w:t>
@@ -869,8 +1048,8 @@
         <w:tblLook w:val="04A0" w:firstRow="1" w:lastRow="0" w:firstColumn="1" w:lastColumn="0" w:noHBand="0" w:noVBand="1"/>
       </w:tblPr>
       <w:tblGrid>
-        <w:gridCol w:w="2022"/>
-        <w:gridCol w:w="7338"/>
+        <w:gridCol w:w="2250"/>
+        <w:gridCol w:w="7110"/>
       </w:tblGrid>
       <w:tr>
         <w:trPr>
@@ -892,17 +1071,17 @@
             <w:pPr>
               <w:spacing w:after="0" w:line="375" w:lineRule="atLeast"/>
               <w:rPr>
-                <w:rFonts w:ascii="Segoe UI" w:eastAsia="Times New Roman" w:hAnsi="Segoe UI" w:cs="Segoe UI"/>
-                <w:sz w:val="23"/>
-                <w:szCs w:val="23"/>
+                <w:rFonts w:ascii="Times New Roman" w:eastAsia="Times New Roman" w:hAnsi="Times New Roman" w:cs="Times New Roman"/>
+                <w:sz w:val="28"/>
+                <w:szCs w:val="28"/>
                 <w:lang w:eastAsia="ru-RU"/>
               </w:rPr>
             </w:pPr>
             <w:r>
               <w:rPr>
-                <w:rFonts w:ascii="Segoe UI" w:eastAsia="Times New Roman" w:hAnsi="Segoe UI" w:cs="Segoe UI"/>
-                <w:sz w:val="23"/>
-                <w:szCs w:val="23"/>
+                <w:rFonts w:ascii="Times New Roman" w:eastAsia="Times New Roman" w:hAnsi="Times New Roman" w:cs="Times New Roman"/>
+                <w:sz w:val="28"/>
+                <w:szCs w:val="28"/>
                 <w:lang w:eastAsia="ru-RU"/>
               </w:rPr>
               <w:t>Роль</w:t>
@@ -925,17 +1104,17 @@
             <w:pPr>
               <w:spacing w:after="0" w:line="375" w:lineRule="atLeast"/>
               <w:rPr>
-                <w:rFonts w:ascii="Segoe UI" w:eastAsia="Times New Roman" w:hAnsi="Segoe UI" w:cs="Segoe UI"/>
-                <w:sz w:val="23"/>
-                <w:szCs w:val="23"/>
+                <w:rFonts w:ascii="Times New Roman" w:eastAsia="Times New Roman" w:hAnsi="Times New Roman" w:cs="Times New Roman"/>
+                <w:sz w:val="28"/>
+                <w:szCs w:val="28"/>
                 <w:lang w:eastAsia="ru-RU"/>
               </w:rPr>
             </w:pPr>
             <w:r>
               <w:rPr>
-                <w:rFonts w:ascii="Segoe UI" w:eastAsia="Times New Roman" w:hAnsi="Segoe UI" w:cs="Segoe UI"/>
-                <w:sz w:val="23"/>
-                <w:szCs w:val="23"/>
+                <w:rFonts w:ascii="Times New Roman" w:eastAsia="Times New Roman" w:hAnsi="Times New Roman" w:cs="Times New Roman"/>
+                <w:sz w:val="28"/>
+                <w:szCs w:val="28"/>
                 <w:lang w:eastAsia="ru-RU"/>
               </w:rPr>
               <w:t>Функции</w:t>
@@ -960,19 +1139,19 @@
             <w:pPr>
               <w:spacing w:after="0" w:line="375" w:lineRule="atLeast"/>
               <w:rPr>
-                <w:rFonts w:ascii="Segoe UI" w:eastAsia="Times New Roman" w:hAnsi="Segoe UI" w:cs="Segoe UI"/>
-                <w:sz w:val="23"/>
-                <w:szCs w:val="23"/>
+                <w:rFonts w:ascii="Times New Roman" w:eastAsia="Times New Roman" w:hAnsi="Times New Roman" w:cs="Times New Roman"/>
+                <w:sz w:val="28"/>
+                <w:szCs w:val="28"/>
                 <w:lang w:eastAsia="ru-RU"/>
               </w:rPr>
             </w:pPr>
             <w:r>
               <w:rPr>
-                <w:rFonts w:ascii="Segoe UI" w:eastAsia="Times New Roman" w:hAnsi="Segoe UI" w:cs="Segoe UI"/>
+                <w:rFonts w:ascii="Times New Roman" w:eastAsia="Times New Roman" w:hAnsi="Times New Roman" w:cs="Times New Roman"/>
                 <w:b/>
                 <w:bCs/>
-                <w:sz w:val="23"/>
-                <w:szCs w:val="23"/>
+                <w:sz w:val="28"/>
+                <w:szCs w:val="28"/>
                 <w:lang w:eastAsia="ru-RU"/>
               </w:rPr>
               <w:t>Диспетчер</w:t>
@@ -995,20 +1174,74 @@
             <w:pPr>
               <w:spacing w:after="0" w:line="375" w:lineRule="atLeast"/>
               <w:rPr>
-                <w:rFonts w:ascii="Segoe UI" w:eastAsia="Times New Roman" w:hAnsi="Segoe UI" w:cs="Segoe UI"/>
-                <w:sz w:val="23"/>
-                <w:szCs w:val="23"/>
+                <w:rFonts w:ascii="Times New Roman" w:eastAsia="Times New Roman" w:hAnsi="Times New Roman" w:cs="Times New Roman"/>
+                <w:sz w:val="28"/>
+                <w:szCs w:val="28"/>
                 <w:lang w:eastAsia="ru-RU"/>
               </w:rPr>
             </w:pPr>
             <w:r>
               <w:rPr>
-                <w:rFonts w:ascii="Segoe UI" w:eastAsia="Times New Roman" w:hAnsi="Segoe UI" w:cs="Segoe UI"/>
-                <w:sz w:val="23"/>
-                <w:szCs w:val="23"/>
+                <w:rFonts w:ascii="Times New Roman" w:eastAsia="Times New Roman" w:hAnsi="Times New Roman" w:cs="Times New Roman"/>
+                <w:sz w:val="28"/>
+                <w:szCs w:val="28"/>
                 <w:lang w:eastAsia="ru-RU"/>
               </w:rPr>
-              <w:t>Назначает водителей, создает путевые листы, уведомления, заявки на ремонт, GPS, отчеты</w:t>
+              <w:t xml:space="preserve">Назначает водителей, создает путевые листы, </w:t>
+            </w:r>
+            <w:r>
+              <w:rPr>
+                <w:rFonts w:ascii="Times New Roman" w:eastAsia="Times New Roman" w:hAnsi="Times New Roman" w:cs="Times New Roman"/>
+                <w:sz w:val="28"/>
+                <w:szCs w:val="28"/>
+                <w:lang w:eastAsia="ru-RU"/>
+              </w:rPr>
+              <w:t xml:space="preserve">получает </w:t>
+            </w:r>
+            <w:r>
+              <w:rPr>
+                <w:rFonts w:ascii="Times New Roman" w:eastAsia="Times New Roman" w:hAnsi="Times New Roman" w:cs="Times New Roman"/>
+                <w:sz w:val="28"/>
+                <w:szCs w:val="28"/>
+                <w:lang w:eastAsia="ru-RU"/>
+              </w:rPr>
+              <w:t xml:space="preserve">уведомления, </w:t>
+            </w:r>
+            <w:r>
+              <w:rPr>
+                <w:rFonts w:ascii="Times New Roman" w:eastAsia="Times New Roman" w:hAnsi="Times New Roman" w:cs="Times New Roman"/>
+                <w:sz w:val="28"/>
+                <w:szCs w:val="28"/>
+                <w:lang w:eastAsia="ru-RU"/>
+              </w:rPr>
+              <w:t xml:space="preserve">создает </w:t>
+            </w:r>
+            <w:r>
+              <w:rPr>
+                <w:rFonts w:ascii="Times New Roman" w:eastAsia="Times New Roman" w:hAnsi="Times New Roman" w:cs="Times New Roman"/>
+                <w:sz w:val="28"/>
+                <w:szCs w:val="28"/>
+                <w:lang w:eastAsia="ru-RU"/>
+              </w:rPr>
+              <w:t xml:space="preserve">заявки на ремонт, GPS, </w:t>
+            </w:r>
+            <w:r>
+              <w:rPr>
+                <w:rFonts w:ascii="Times New Roman" w:eastAsia="Times New Roman" w:hAnsi="Times New Roman" w:cs="Times New Roman"/>
+                <w:sz w:val="28"/>
+                <w:szCs w:val="28"/>
+                <w:lang w:eastAsia="ru-RU"/>
+              </w:rPr>
+              <w:t xml:space="preserve">формирует </w:t>
+            </w:r>
+            <w:r>
+              <w:rPr>
+                <w:rFonts w:ascii="Times New Roman" w:eastAsia="Times New Roman" w:hAnsi="Times New Roman" w:cs="Times New Roman"/>
+                <w:sz w:val="28"/>
+                <w:szCs w:val="28"/>
+                <w:lang w:eastAsia="ru-RU"/>
+              </w:rPr>
+              <w:t>отчеты</w:t>
             </w:r>
           </w:p>
         </w:tc>
@@ -1030,19 +1263,19 @@
             <w:pPr>
               <w:spacing w:after="0" w:line="375" w:lineRule="atLeast"/>
               <w:rPr>
-                <w:rFonts w:ascii="Segoe UI" w:eastAsia="Times New Roman" w:hAnsi="Segoe UI" w:cs="Segoe UI"/>
-                <w:sz w:val="23"/>
-                <w:szCs w:val="23"/>
+                <w:rFonts w:ascii="Times New Roman" w:eastAsia="Times New Roman" w:hAnsi="Times New Roman" w:cs="Times New Roman"/>
+                <w:sz w:val="28"/>
+                <w:szCs w:val="28"/>
                 <w:lang w:eastAsia="ru-RU"/>
               </w:rPr>
             </w:pPr>
             <w:r>
               <w:rPr>
-                <w:rFonts w:ascii="Segoe UI" w:eastAsia="Times New Roman" w:hAnsi="Segoe UI" w:cs="Segoe UI"/>
+                <w:rFonts w:ascii="Times New Roman" w:eastAsia="Times New Roman" w:hAnsi="Times New Roman" w:cs="Times New Roman"/>
                 <w:b/>
                 <w:bCs/>
-                <w:sz w:val="23"/>
-                <w:szCs w:val="23"/>
+                <w:sz w:val="28"/>
+                <w:szCs w:val="28"/>
                 <w:lang w:eastAsia="ru-RU"/>
               </w:rPr>
               <w:t>Водитель</w:t>
@@ -1065,20 +1298,20 @@
             <w:pPr>
               <w:spacing w:after="0" w:line="375" w:lineRule="atLeast"/>
               <w:rPr>
-                <w:rFonts w:ascii="Segoe UI" w:eastAsia="Times New Roman" w:hAnsi="Segoe UI" w:cs="Segoe UI"/>
-                <w:sz w:val="23"/>
-                <w:szCs w:val="23"/>
+                <w:rFonts w:ascii="Times New Roman" w:eastAsia="Times New Roman" w:hAnsi="Times New Roman" w:cs="Times New Roman"/>
+                <w:sz w:val="28"/>
+                <w:szCs w:val="28"/>
                 <w:lang w:eastAsia="ru-RU"/>
               </w:rPr>
             </w:pPr>
             <w:r>
               <w:rPr>
-                <w:rFonts w:ascii="Segoe UI" w:eastAsia="Times New Roman" w:hAnsi="Segoe UI" w:cs="Segoe UI"/>
-                <w:sz w:val="23"/>
-                <w:szCs w:val="23"/>
+                <w:rFonts w:ascii="Times New Roman" w:eastAsia="Times New Roman" w:hAnsi="Times New Roman" w:cs="Times New Roman"/>
+                <w:sz w:val="28"/>
+                <w:szCs w:val="28"/>
                 <w:lang w:eastAsia="ru-RU"/>
               </w:rPr>
-              <w:t>Отметка смены, заправки</w:t>
+              <w:t>Отмечает начало / конец смены, вводит заправки</w:t>
             </w:r>
           </w:p>
         </w:tc>
@@ -1103,19 +1336,19 @@
             <w:pPr>
               <w:spacing w:after="0" w:line="375" w:lineRule="atLeast"/>
               <w:rPr>
-                <w:rFonts w:ascii="Segoe UI" w:eastAsia="Times New Roman" w:hAnsi="Segoe UI" w:cs="Segoe UI"/>
-                <w:sz w:val="23"/>
-                <w:szCs w:val="23"/>
+                <w:rFonts w:ascii="Times New Roman" w:eastAsia="Times New Roman" w:hAnsi="Times New Roman" w:cs="Times New Roman"/>
+                <w:sz w:val="28"/>
+                <w:szCs w:val="28"/>
                 <w:lang w:eastAsia="ru-RU"/>
               </w:rPr>
             </w:pPr>
             <w:r>
               <w:rPr>
-                <w:rFonts w:ascii="Segoe UI" w:eastAsia="Times New Roman" w:hAnsi="Segoe UI" w:cs="Segoe UI"/>
+                <w:rFonts w:ascii="Times New Roman" w:eastAsia="Times New Roman" w:hAnsi="Times New Roman" w:cs="Times New Roman"/>
                 <w:b/>
                 <w:bCs/>
-                <w:sz w:val="23"/>
-                <w:szCs w:val="23"/>
+                <w:sz w:val="28"/>
+                <w:szCs w:val="28"/>
                 <w:lang w:eastAsia="ru-RU"/>
               </w:rPr>
               <w:t>Администратор</w:t>
@@ -1138,17 +1371,17 @@
             <w:pPr>
               <w:spacing w:after="0" w:line="375" w:lineRule="atLeast"/>
               <w:rPr>
-                <w:rFonts w:ascii="Segoe UI" w:eastAsia="Times New Roman" w:hAnsi="Segoe UI" w:cs="Segoe UI"/>
-                <w:sz w:val="23"/>
-                <w:szCs w:val="23"/>
+                <w:rFonts w:ascii="Times New Roman" w:eastAsia="Times New Roman" w:hAnsi="Times New Roman" w:cs="Times New Roman"/>
+                <w:sz w:val="28"/>
+                <w:szCs w:val="28"/>
                 <w:lang w:eastAsia="ru-RU"/>
               </w:rPr>
             </w:pPr>
             <w:r>
               <w:rPr>
-                <w:rFonts w:ascii="Segoe UI" w:eastAsia="Times New Roman" w:hAnsi="Segoe UI" w:cs="Segoe UI"/>
-                <w:sz w:val="23"/>
-                <w:szCs w:val="23"/>
+                <w:rFonts w:ascii="Times New Roman" w:eastAsia="Times New Roman" w:hAnsi="Times New Roman" w:cs="Times New Roman"/>
+                <w:sz w:val="28"/>
+                <w:szCs w:val="28"/>
                 <w:lang w:eastAsia="ru-RU"/>
               </w:rPr>
               <w:t>Управление справочниками</w:t>
@@ -1301,7 +1534,25 @@
           <w:sz w:val="28"/>
           <w:szCs w:val="28"/>
         </w:rPr>
-        <w:t>Расход топлива по авто (факт vs норма)</w:t>
+        <w:t xml:space="preserve">Расход топлива по авто (факт </w:t>
+      </w:r>
+      <w:proofErr w:type="spellStart"/>
+      <w:r>
+        <w:rPr>
+          <w:rFonts w:ascii="Times New Roman" w:hAnsi="Times New Roman" w:cs="Times New Roman"/>
+          <w:sz w:val="28"/>
+          <w:szCs w:val="28"/>
+        </w:rPr>
+        <w:t>vs</w:t>
+      </w:r>
+      <w:proofErr w:type="spellEnd"/>
+      <w:r>
+        <w:rPr>
+          <w:rFonts w:ascii="Times New Roman" w:hAnsi="Times New Roman" w:cs="Times New Roman"/>
+          <w:sz w:val="28"/>
+          <w:szCs w:val="28"/>
+        </w:rPr>
+        <w:t xml:space="preserve"> норма)</w:t>
       </w:r>
     </w:p>
     <w:p>

--- a/Анализ предметной области.docx
+++ b/Анализ предметной области.docx
@@ -26,24 +26,6 @@
           <w:szCs w:val="28"/>
         </w:rPr>
         <w:t>дметной области</w:t>
-      </w:r>
-    </w:p>
-    <w:p>
-      <w:pPr>
-        <w:jc w:val="center"/>
-        <w:rPr>
-          <w:rFonts w:ascii="Times New Roman" w:hAnsi="Times New Roman" w:cs="Times New Roman"/>
-          <w:sz w:val="28"/>
-          <w:szCs w:val="28"/>
-        </w:rPr>
-      </w:pPr>
-      <w:r>
-        <w:rPr>
-          <w:rFonts w:ascii="Times New Roman" w:hAnsi="Times New Roman" w:cs="Times New Roman"/>
-          <w:sz w:val="28"/>
-          <w:szCs w:val="28"/>
-        </w:rPr>
-        <w:t>Вар 38.</w:t>
       </w:r>
     </w:p>
     <w:p>
@@ -448,7 +430,6 @@
                 <w:szCs w:val="28"/>
               </w:rPr>
             </w:pPr>
-            <w:proofErr w:type="spellStart"/>
             <w:r>
               <w:rPr>
                 <w:rFonts w:ascii="Times New Roman" w:hAnsi="Times New Roman" w:cs="Times New Roman"/>
@@ -457,84 +438,7 @@
                 <w:sz w:val="28"/>
                 <w:szCs w:val="28"/>
               </w:rPr>
-              <w:t>id_водителя</w:t>
-            </w:r>
-            <w:proofErr w:type="spellEnd"/>
-            <w:r>
-              <w:rPr>
-                <w:rFonts w:ascii="Times New Roman" w:hAnsi="Times New Roman" w:cs="Times New Roman"/>
-                <w:b/>
-                <w:bCs/>
-                <w:sz w:val="28"/>
-                <w:szCs w:val="28"/>
-              </w:rPr>
-              <w:t xml:space="preserve">, </w:t>
-            </w:r>
-            <w:proofErr w:type="spellStart"/>
-            <w:r>
-              <w:rPr>
-                <w:rFonts w:ascii="Times New Roman" w:hAnsi="Times New Roman" w:cs="Times New Roman"/>
-                <w:b/>
-                <w:bCs/>
-                <w:sz w:val="28"/>
-                <w:szCs w:val="28"/>
-              </w:rPr>
-              <w:t>id_авто</w:t>
-            </w:r>
-            <w:proofErr w:type="spellEnd"/>
-            <w:r>
-              <w:rPr>
-                <w:rFonts w:ascii="Times New Roman" w:hAnsi="Times New Roman" w:cs="Times New Roman"/>
-                <w:b/>
-                <w:bCs/>
-                <w:sz w:val="28"/>
-                <w:szCs w:val="28"/>
-              </w:rPr>
-              <w:t xml:space="preserve">, маршрут, задачи, дата, </w:t>
-            </w:r>
-            <w:proofErr w:type="spellStart"/>
-            <w:r>
-              <w:rPr>
-                <w:rFonts w:ascii="Times New Roman" w:hAnsi="Times New Roman" w:cs="Times New Roman"/>
-                <w:b/>
-                <w:bCs/>
-                <w:sz w:val="28"/>
-                <w:szCs w:val="28"/>
-              </w:rPr>
-              <w:t>время_выезда</w:t>
-            </w:r>
-            <w:proofErr w:type="spellEnd"/>
-            <w:r>
-              <w:rPr>
-                <w:rFonts w:ascii="Times New Roman" w:hAnsi="Times New Roman" w:cs="Times New Roman"/>
-                <w:b/>
-                <w:bCs/>
-                <w:sz w:val="28"/>
-                <w:szCs w:val="28"/>
-              </w:rPr>
-              <w:t xml:space="preserve">, </w:t>
-            </w:r>
-            <w:proofErr w:type="spellStart"/>
-            <w:r>
-              <w:rPr>
-                <w:rFonts w:ascii="Times New Roman" w:hAnsi="Times New Roman" w:cs="Times New Roman"/>
-                <w:b/>
-                <w:bCs/>
-                <w:sz w:val="28"/>
-                <w:szCs w:val="28"/>
-              </w:rPr>
-              <w:t>время_возврата</w:t>
-            </w:r>
-            <w:proofErr w:type="spellEnd"/>
-            <w:r>
-              <w:rPr>
-                <w:rFonts w:ascii="Times New Roman" w:hAnsi="Times New Roman" w:cs="Times New Roman"/>
-                <w:b/>
-                <w:bCs/>
-                <w:sz w:val="28"/>
-                <w:szCs w:val="28"/>
-              </w:rPr>
-              <w:t>, статус</w:t>
+              <w:t>id_водителя, id_авто, маршрут, задачи, дата, время_выезда, время_возврата, статус</w:t>
             </w:r>
           </w:p>
         </w:tc>
@@ -606,7 +510,6 @@
                 <w:szCs w:val="28"/>
               </w:rPr>
             </w:pPr>
-            <w:proofErr w:type="spellStart"/>
             <w:r>
               <w:rPr>
                 <w:rFonts w:ascii="Times New Roman" w:hAnsi="Times New Roman" w:cs="Times New Roman"/>
@@ -615,53 +518,8 @@
                 <w:sz w:val="28"/>
                 <w:szCs w:val="28"/>
               </w:rPr>
-              <w:t>id_авто</w:t>
-            </w:r>
-            <w:proofErr w:type="spellEnd"/>
-            <w:r>
-              <w:rPr>
-                <w:rFonts w:ascii="Times New Roman" w:hAnsi="Times New Roman" w:cs="Times New Roman"/>
-                <w:b/>
-                <w:bCs/>
-                <w:sz w:val="28"/>
-                <w:szCs w:val="28"/>
-              </w:rPr>
-              <w:t xml:space="preserve">, </w:t>
-            </w:r>
-            <w:proofErr w:type="spellStart"/>
-            <w:r>
-              <w:rPr>
-                <w:rFonts w:ascii="Times New Roman" w:hAnsi="Times New Roman" w:cs="Times New Roman"/>
-                <w:b/>
-                <w:bCs/>
-                <w:sz w:val="28"/>
-                <w:szCs w:val="28"/>
-              </w:rPr>
-              <w:t>id_водителя</w:t>
-            </w:r>
-            <w:proofErr w:type="spellEnd"/>
-            <w:r>
-              <w:rPr>
-                <w:rFonts w:ascii="Times New Roman" w:hAnsi="Times New Roman" w:cs="Times New Roman"/>
-                <w:b/>
-                <w:bCs/>
-                <w:sz w:val="28"/>
-                <w:szCs w:val="28"/>
-              </w:rPr>
-              <w:t xml:space="preserve">, </w:t>
-            </w:r>
-            <w:proofErr w:type="spellStart"/>
-            <w:r>
-              <w:rPr>
-                <w:rFonts w:ascii="Times New Roman" w:hAnsi="Times New Roman" w:cs="Times New Roman"/>
-                <w:b/>
-                <w:bCs/>
-                <w:sz w:val="28"/>
-                <w:szCs w:val="28"/>
-              </w:rPr>
-              <w:t>id_путевого_листа</w:t>
-            </w:r>
-            <w:proofErr w:type="spellEnd"/>
+              <w:t>id_авто, id_водителя, id_путевого_листа</w:t>
+            </w:r>
             <w:r>
               <w:rPr>
                 <w:rFonts w:ascii="Times New Roman" w:hAnsi="Times New Roman" w:cs="Times New Roman"/>
@@ -1534,25 +1392,7 @@
           <w:sz w:val="28"/>
           <w:szCs w:val="28"/>
         </w:rPr>
-        <w:t xml:space="preserve">Расход топлива по авто (факт </w:t>
-      </w:r>
-      <w:proofErr w:type="spellStart"/>
-      <w:r>
-        <w:rPr>
-          <w:rFonts w:ascii="Times New Roman" w:hAnsi="Times New Roman" w:cs="Times New Roman"/>
-          <w:sz w:val="28"/>
-          <w:szCs w:val="28"/>
-        </w:rPr>
-        <w:t>vs</w:t>
-      </w:r>
-      <w:proofErr w:type="spellEnd"/>
-      <w:r>
-        <w:rPr>
-          <w:rFonts w:ascii="Times New Roman" w:hAnsi="Times New Roman" w:cs="Times New Roman"/>
-          <w:sz w:val="28"/>
-          <w:szCs w:val="28"/>
-        </w:rPr>
-        <w:t xml:space="preserve"> норма)</w:t>
+        <w:t>Расход топлива по авто (факт vs норма)</w:t>
       </w:r>
     </w:p>
     <w:p>
@@ -2359,6 +2199,7 @@
   <w:style w:type="character" w:default="1" w:styleId="a0">
     <w:name w:val="Default Paragraph Font"/>
     <w:uiPriority w:val="1"/>
+    <w:semiHidden/>
     <w:unhideWhenUsed/>
   </w:style>
   <w:style w:type="table" w:default="1" w:styleId="a1">

--- a/Анализ предметной области.docx
+++ b/Анализ предметной области.docx
@@ -115,8 +115,8 @@
         <w:tblLook w:val="04A0" w:firstRow="1" w:lastRow="0" w:firstColumn="1" w:lastColumn="0" w:noHBand="0" w:noVBand="1"/>
       </w:tblPr>
       <w:tblGrid>
-        <w:gridCol w:w="1872"/>
-        <w:gridCol w:w="7488"/>
+        <w:gridCol w:w="1775"/>
+        <w:gridCol w:w="7585"/>
       </w:tblGrid>
       <w:tr>
         <w:trPr>
@@ -143,8 +143,11 @@
           </w:tcPr>
           <w:p>
             <w:pPr>
-              <w:rPr>
-                <w:rFonts w:ascii="Times New Roman" w:hAnsi="Times New Roman" w:cs="Times New Roman"/>
+              <w:jc w:val="center"/>
+              <w:rPr>
+                <w:rFonts w:ascii="Times New Roman" w:hAnsi="Times New Roman" w:cs="Times New Roman"/>
+                <w:b/>
+                <w:bCs/>
                 <w:sz w:val="28"/>
                 <w:szCs w:val="28"/>
               </w:rPr>
@@ -152,6 +155,8 @@
             <w:r>
               <w:rPr>
                 <w:rFonts w:ascii="Times New Roman" w:hAnsi="Times New Roman" w:cs="Times New Roman"/>
+                <w:b/>
+                <w:bCs/>
                 <w:sz w:val="28"/>
                 <w:szCs w:val="28"/>
               </w:rPr>
@@ -180,8 +185,11 @@
           </w:tcPr>
           <w:p>
             <w:pPr>
-              <w:rPr>
-                <w:rFonts w:ascii="Times New Roman" w:hAnsi="Times New Roman" w:cs="Times New Roman"/>
+              <w:jc w:val="center"/>
+              <w:rPr>
+                <w:rFonts w:ascii="Times New Roman" w:hAnsi="Times New Roman" w:cs="Times New Roman"/>
+                <w:b/>
+                <w:bCs/>
                 <w:sz w:val="28"/>
                 <w:szCs w:val="28"/>
               </w:rPr>
@@ -189,6 +197,8 @@
             <w:r>
               <w:rPr>
                 <w:rFonts w:ascii="Times New Roman" w:hAnsi="Times New Roman" w:cs="Times New Roman"/>
+                <w:b/>
+                <w:bCs/>
                 <w:sz w:val="28"/>
                 <w:szCs w:val="28"/>
               </w:rPr>
@@ -228,8 +238,6 @@
             <w:r>
               <w:rPr>
                 <w:rFonts w:ascii="Times New Roman" w:hAnsi="Times New Roman" w:cs="Times New Roman"/>
-                <w:b/>
-                <w:bCs/>
                 <w:sz w:val="28"/>
                 <w:szCs w:val="28"/>
               </w:rPr>
@@ -314,8 +322,6 @@
             <w:r>
               <w:rPr>
                 <w:rFonts w:ascii="Times New Roman" w:hAnsi="Times New Roman" w:cs="Times New Roman"/>
-                <w:b/>
-                <w:bCs/>
                 <w:sz w:val="28"/>
                 <w:szCs w:val="28"/>
               </w:rPr>
@@ -353,8 +359,6 @@
             <w:r>
               <w:rPr>
                 <w:rFonts w:ascii="Times New Roman" w:hAnsi="Times New Roman" w:cs="Times New Roman"/>
-                <w:b/>
-                <w:bCs/>
                 <w:sz w:val="28"/>
                 <w:szCs w:val="28"/>
               </w:rPr>
@@ -394,8 +398,6 @@
             <w:r>
               <w:rPr>
                 <w:rFonts w:ascii="Times New Roman" w:hAnsi="Times New Roman" w:cs="Times New Roman"/>
-                <w:b/>
-                <w:bCs/>
                 <w:sz w:val="28"/>
                 <w:szCs w:val="28"/>
               </w:rPr>
@@ -430,15 +432,77 @@
                 <w:szCs w:val="28"/>
               </w:rPr>
             </w:pPr>
-            <w:r>
-              <w:rPr>
-                <w:rFonts w:ascii="Times New Roman" w:hAnsi="Times New Roman" w:cs="Times New Roman"/>
-                <w:b/>
-                <w:bCs/>
-                <w:sz w:val="28"/>
-                <w:szCs w:val="28"/>
-              </w:rPr>
-              <w:t>id_водителя, id_авто, маршрут, задачи, дата, время_выезда, время_возврата, статус</w:t>
+            <w:proofErr w:type="spellStart"/>
+            <w:r>
+              <w:rPr>
+                <w:rFonts w:ascii="Times New Roman" w:hAnsi="Times New Roman" w:cs="Times New Roman"/>
+                <w:sz w:val="28"/>
+                <w:szCs w:val="28"/>
+              </w:rPr>
+              <w:t>id_водителя</w:t>
+            </w:r>
+            <w:proofErr w:type="spellEnd"/>
+            <w:r>
+              <w:rPr>
+                <w:rFonts w:ascii="Times New Roman" w:hAnsi="Times New Roman" w:cs="Times New Roman"/>
+                <w:sz w:val="28"/>
+                <w:szCs w:val="28"/>
+              </w:rPr>
+              <w:t xml:space="preserve">, </w:t>
+            </w:r>
+            <w:proofErr w:type="spellStart"/>
+            <w:r>
+              <w:rPr>
+                <w:rFonts w:ascii="Times New Roman" w:hAnsi="Times New Roman" w:cs="Times New Roman"/>
+                <w:sz w:val="28"/>
+                <w:szCs w:val="28"/>
+              </w:rPr>
+              <w:t>id_авто</w:t>
+            </w:r>
+            <w:proofErr w:type="spellEnd"/>
+            <w:r>
+              <w:rPr>
+                <w:rFonts w:ascii="Times New Roman" w:hAnsi="Times New Roman" w:cs="Times New Roman"/>
+                <w:sz w:val="28"/>
+                <w:szCs w:val="28"/>
+              </w:rPr>
+              <w:t xml:space="preserve">, маршрут, задачи, дата, </w:t>
+            </w:r>
+            <w:proofErr w:type="spellStart"/>
+            <w:r>
+              <w:rPr>
+                <w:rFonts w:ascii="Times New Roman" w:hAnsi="Times New Roman" w:cs="Times New Roman"/>
+                <w:sz w:val="28"/>
+                <w:szCs w:val="28"/>
+              </w:rPr>
+              <w:t>время_выезда</w:t>
+            </w:r>
+            <w:proofErr w:type="spellEnd"/>
+            <w:r>
+              <w:rPr>
+                <w:rFonts w:ascii="Times New Roman" w:hAnsi="Times New Roman" w:cs="Times New Roman"/>
+                <w:sz w:val="28"/>
+                <w:szCs w:val="28"/>
+              </w:rPr>
+              <w:t xml:space="preserve">, </w:t>
+            </w:r>
+            <w:proofErr w:type="spellStart"/>
+            <w:r>
+              <w:rPr>
+                <w:rFonts w:ascii="Times New Roman" w:hAnsi="Times New Roman" w:cs="Times New Roman"/>
+                <w:sz w:val="28"/>
+                <w:szCs w:val="28"/>
+              </w:rPr>
+              <w:t>время_возврата</w:t>
+            </w:r>
+            <w:proofErr w:type="spellEnd"/>
+            <w:r>
+              <w:rPr>
+                <w:rFonts w:ascii="Times New Roman" w:hAnsi="Times New Roman" w:cs="Times New Roman"/>
+                <w:sz w:val="28"/>
+                <w:szCs w:val="28"/>
+              </w:rPr>
+              <w:t>, статус</w:t>
             </w:r>
           </w:p>
         </w:tc>
@@ -474,8 +538,6 @@
             <w:r>
               <w:rPr>
                 <w:rFonts w:ascii="Times New Roman" w:hAnsi="Times New Roman" w:cs="Times New Roman"/>
-                <w:b/>
-                <w:bCs/>
                 <w:sz w:val="28"/>
                 <w:szCs w:val="28"/>
               </w:rPr>
@@ -510,16 +572,52 @@
                 <w:szCs w:val="28"/>
               </w:rPr>
             </w:pPr>
-            <w:r>
-              <w:rPr>
-                <w:rFonts w:ascii="Times New Roman" w:hAnsi="Times New Roman" w:cs="Times New Roman"/>
-                <w:b/>
-                <w:bCs/>
-                <w:sz w:val="28"/>
-                <w:szCs w:val="28"/>
-              </w:rPr>
-              <w:t>id_авто, id_водителя, id_путевого_листа</w:t>
-            </w:r>
+            <w:proofErr w:type="spellStart"/>
+            <w:r>
+              <w:rPr>
+                <w:rFonts w:ascii="Times New Roman" w:hAnsi="Times New Roman" w:cs="Times New Roman"/>
+                <w:sz w:val="28"/>
+                <w:szCs w:val="28"/>
+              </w:rPr>
+              <w:t>id_авто</w:t>
+            </w:r>
+            <w:proofErr w:type="spellEnd"/>
+            <w:r>
+              <w:rPr>
+                <w:rFonts w:ascii="Times New Roman" w:hAnsi="Times New Roman" w:cs="Times New Roman"/>
+                <w:sz w:val="28"/>
+                <w:szCs w:val="28"/>
+              </w:rPr>
+              <w:t xml:space="preserve">, </w:t>
+            </w:r>
+            <w:proofErr w:type="spellStart"/>
+            <w:r>
+              <w:rPr>
+                <w:rFonts w:ascii="Times New Roman" w:hAnsi="Times New Roman" w:cs="Times New Roman"/>
+                <w:sz w:val="28"/>
+                <w:szCs w:val="28"/>
+              </w:rPr>
+              <w:t>id_водителя</w:t>
+            </w:r>
+            <w:proofErr w:type="spellEnd"/>
+            <w:r>
+              <w:rPr>
+                <w:rFonts w:ascii="Times New Roman" w:hAnsi="Times New Roman" w:cs="Times New Roman"/>
+                <w:sz w:val="28"/>
+                <w:szCs w:val="28"/>
+              </w:rPr>
+              <w:t xml:space="preserve">, </w:t>
+            </w:r>
+            <w:proofErr w:type="spellStart"/>
+            <w:r>
+              <w:rPr>
+                <w:rFonts w:ascii="Times New Roman" w:hAnsi="Times New Roman" w:cs="Times New Roman"/>
+                <w:sz w:val="28"/>
+                <w:szCs w:val="28"/>
+              </w:rPr>
+              <w:t>id_путевого_листа</w:t>
+            </w:r>
+            <w:proofErr w:type="spellEnd"/>
             <w:r>
               <w:rPr>
                 <w:rFonts w:ascii="Times New Roman" w:hAnsi="Times New Roman" w:cs="Times New Roman"/>
@@ -570,8 +668,6 @@
             <w:r>
               <w:rPr>
                 <w:rFonts w:ascii="Times New Roman" w:hAnsi="Times New Roman" w:cs="Times New Roman"/>
-                <w:b/>
-                <w:bCs/>
                 <w:sz w:val="28"/>
                 <w:szCs w:val="28"/>
               </w:rPr>
@@ -673,8 +769,6 @@
             <w:r>
               <w:rPr>
                 <w:rFonts w:ascii="Times New Roman" w:hAnsi="Times New Roman" w:cs="Times New Roman"/>
-                <w:b/>
-                <w:bCs/>
                 <w:sz w:val="28"/>
                 <w:szCs w:val="28"/>
               </w:rPr>
@@ -833,7 +927,41 @@
           <w:szCs w:val="28"/>
         </w:rPr>
         <w:lastRenderedPageBreak/>
-        <w:t>GPS-мониторинг местоположения авто (в учебном проекте реализован в виде ввода координат вручную диспетчером или заглушки).</w:t>
+        <w:t>GPS-мониторинг местоположения авто (в учебно</w:t>
+      </w:r>
+      <w:r>
+        <w:rPr>
+          <w:rFonts w:ascii="Times New Roman" w:hAnsi="Times New Roman" w:cs="Times New Roman"/>
+          <w:sz w:val="28"/>
+          <w:szCs w:val="28"/>
+        </w:rPr>
+        <w:t xml:space="preserve">й </w:t>
+      </w:r>
+      <w:proofErr w:type="gramStart"/>
+      <w:r>
+        <w:rPr>
+          <w:rFonts w:ascii="Times New Roman" w:hAnsi="Times New Roman" w:cs="Times New Roman"/>
+          <w:sz w:val="28"/>
+          <w:szCs w:val="28"/>
+        </w:rPr>
+        <w:t xml:space="preserve">практике </w:t>
+      </w:r>
+      <w:r>
+        <w:rPr>
+          <w:rFonts w:ascii="Times New Roman" w:hAnsi="Times New Roman" w:cs="Times New Roman"/>
+          <w:sz w:val="28"/>
+          <w:szCs w:val="28"/>
+        </w:rPr>
+        <w:t xml:space="preserve"> реализован</w:t>
+      </w:r>
+      <w:proofErr w:type="gramEnd"/>
+      <w:r>
+        <w:rPr>
+          <w:rFonts w:ascii="Times New Roman" w:hAnsi="Times New Roman" w:cs="Times New Roman"/>
+          <w:sz w:val="28"/>
+          <w:szCs w:val="28"/>
+        </w:rPr>
+        <w:t xml:space="preserve"> в виде ввода координат вручную диспетчером или заглушки).</w:t>
       </w:r>
     </w:p>
     <w:p>
@@ -906,8 +1034,8 @@
         <w:tblLook w:val="04A0" w:firstRow="1" w:lastRow="0" w:firstColumn="1" w:lastColumn="0" w:noHBand="0" w:noVBand="1"/>
       </w:tblPr>
       <w:tblGrid>
-        <w:gridCol w:w="2250"/>
-        <w:gridCol w:w="7110"/>
+        <w:gridCol w:w="2125"/>
+        <w:gridCol w:w="7235"/>
       </w:tblGrid>
       <w:tr>
         <w:trPr>
@@ -928,8 +1056,11 @@
           <w:p>
             <w:pPr>
               <w:spacing w:after="0" w:line="375" w:lineRule="atLeast"/>
+              <w:jc w:val="center"/>
               <w:rPr>
                 <w:rFonts w:ascii="Times New Roman" w:eastAsia="Times New Roman" w:hAnsi="Times New Roman" w:cs="Times New Roman"/>
+                <w:b/>
+                <w:bCs/>
                 <w:sz w:val="28"/>
                 <w:szCs w:val="28"/>
                 <w:lang w:eastAsia="ru-RU"/>
@@ -938,6 +1069,8 @@
             <w:r>
               <w:rPr>
                 <w:rFonts w:ascii="Times New Roman" w:eastAsia="Times New Roman" w:hAnsi="Times New Roman" w:cs="Times New Roman"/>
+                <w:b/>
+                <w:bCs/>
                 <w:sz w:val="28"/>
                 <w:szCs w:val="28"/>
                 <w:lang w:eastAsia="ru-RU"/>
@@ -961,8 +1094,11 @@
           <w:p>
             <w:pPr>
               <w:spacing w:after="0" w:line="375" w:lineRule="atLeast"/>
+              <w:jc w:val="center"/>
               <w:rPr>
                 <w:rFonts w:ascii="Times New Roman" w:eastAsia="Times New Roman" w:hAnsi="Times New Roman" w:cs="Times New Roman"/>
+                <w:b/>
+                <w:bCs/>
                 <w:sz w:val="28"/>
                 <w:szCs w:val="28"/>
                 <w:lang w:eastAsia="ru-RU"/>
@@ -971,6 +1107,8 @@
             <w:r>
               <w:rPr>
                 <w:rFonts w:ascii="Times New Roman" w:eastAsia="Times New Roman" w:hAnsi="Times New Roman" w:cs="Times New Roman"/>
+                <w:b/>
+                <w:bCs/>
                 <w:sz w:val="28"/>
                 <w:szCs w:val="28"/>
                 <w:lang w:eastAsia="ru-RU"/>
@@ -1006,8 +1144,6 @@
             <w:r>
               <w:rPr>
                 <w:rFonts w:ascii="Times New Roman" w:eastAsia="Times New Roman" w:hAnsi="Times New Roman" w:cs="Times New Roman"/>
-                <w:b/>
-                <w:bCs/>
                 <w:sz w:val="28"/>
                 <w:szCs w:val="28"/>
                 <w:lang w:eastAsia="ru-RU"/>
@@ -1045,7 +1181,7 @@
                 <w:szCs w:val="28"/>
                 <w:lang w:eastAsia="ru-RU"/>
               </w:rPr>
-              <w:t xml:space="preserve">Назначает водителей, создает путевые листы, </w:t>
+              <w:t>Н</w:t>
             </w:r>
             <w:r>
               <w:rPr>
@@ -1054,52 +1190,7 @@
                 <w:szCs w:val="28"/>
                 <w:lang w:eastAsia="ru-RU"/>
               </w:rPr>
-              <w:t xml:space="preserve">получает </w:t>
-            </w:r>
-            <w:r>
-              <w:rPr>
-                <w:rFonts w:ascii="Times New Roman" w:eastAsia="Times New Roman" w:hAnsi="Times New Roman" w:cs="Times New Roman"/>
-                <w:sz w:val="28"/>
-                <w:szCs w:val="28"/>
-                <w:lang w:eastAsia="ru-RU"/>
-              </w:rPr>
-              <w:t xml:space="preserve">уведомления, </w:t>
-            </w:r>
-            <w:r>
-              <w:rPr>
-                <w:rFonts w:ascii="Times New Roman" w:eastAsia="Times New Roman" w:hAnsi="Times New Roman" w:cs="Times New Roman"/>
-                <w:sz w:val="28"/>
-                <w:szCs w:val="28"/>
-                <w:lang w:eastAsia="ru-RU"/>
-              </w:rPr>
-              <w:t xml:space="preserve">создает </w:t>
-            </w:r>
-            <w:r>
-              <w:rPr>
-                <w:rFonts w:ascii="Times New Roman" w:eastAsia="Times New Roman" w:hAnsi="Times New Roman" w:cs="Times New Roman"/>
-                <w:sz w:val="28"/>
-                <w:szCs w:val="28"/>
-                <w:lang w:eastAsia="ru-RU"/>
-              </w:rPr>
-              <w:t xml:space="preserve">заявки на ремонт, GPS, </w:t>
-            </w:r>
-            <w:r>
-              <w:rPr>
-                <w:rFonts w:ascii="Times New Roman" w:eastAsia="Times New Roman" w:hAnsi="Times New Roman" w:cs="Times New Roman"/>
-                <w:sz w:val="28"/>
-                <w:szCs w:val="28"/>
-                <w:lang w:eastAsia="ru-RU"/>
-              </w:rPr>
-              <w:t xml:space="preserve">формирует </w:t>
-            </w:r>
-            <w:r>
-              <w:rPr>
-                <w:rFonts w:ascii="Times New Roman" w:eastAsia="Times New Roman" w:hAnsi="Times New Roman" w:cs="Times New Roman"/>
-                <w:sz w:val="28"/>
-                <w:szCs w:val="28"/>
-                <w:lang w:eastAsia="ru-RU"/>
-              </w:rPr>
-              <w:t>отчеты</w:t>
+              <w:t>азначает водителей на автомобили, создает путевые листы на день с маршрутом и задачами, просматривает местоположение автомобилей на карте (GPS/ГЛОНАСС), получает уведомления о перерасходе топлива, получает напоминания о приближении ТО, создает заявки на ремонт (автомобиль, тип, дата, стоимость), формирует отчеты по пробегу, топливу и ремонтам, экспортирует отчеты в Excel и PDF</w:t>
             </w:r>
           </w:p>
         </w:tc>
@@ -1130,8 +1221,6 @@
             <w:r>
               <w:rPr>
                 <w:rFonts w:ascii="Times New Roman" w:eastAsia="Times New Roman" w:hAnsi="Times New Roman" w:cs="Times New Roman"/>
-                <w:b/>
-                <w:bCs/>
                 <w:sz w:val="28"/>
                 <w:szCs w:val="28"/>
                 <w:lang w:eastAsia="ru-RU"/>
@@ -1169,7 +1258,25 @@
                 <w:szCs w:val="28"/>
                 <w:lang w:eastAsia="ru-RU"/>
               </w:rPr>
-              <w:t>Отмечает начало / конец смены, вводит заправки</w:t>
+              <w:t>Отмечает начало смены в мобильном приложении, отмечает окончание смены, отмечает заправки (количество литров, стоимость, пробег на момент заправки)</w:t>
+            </w:r>
+            <w:r>
+              <w:rPr>
+                <w:rFonts w:ascii="Times New Roman" w:eastAsia="Times New Roman" w:hAnsi="Times New Roman" w:cs="Times New Roman"/>
+                <w:sz w:val="28"/>
+                <w:szCs w:val="28"/>
+                <w:lang w:eastAsia="ru-RU"/>
+              </w:rPr>
+              <w:t xml:space="preserve">, </w:t>
+            </w:r>
+            <w:r>
+              <w:rPr>
+                <w:rFonts w:ascii="Times New Roman" w:eastAsia="Times New Roman" w:hAnsi="Times New Roman" w:cs="Times New Roman"/>
+                <w:sz w:val="28"/>
+                <w:szCs w:val="28"/>
+                <w:lang w:eastAsia="ru-RU"/>
+              </w:rPr>
+              <w:t>просматривает список свободных (не занятых) автомобилей, просматривает список марок автомобилей</w:t>
             </w:r>
           </w:p>
         </w:tc>
@@ -1203,8 +1310,6 @@
             <w:r>
               <w:rPr>
                 <w:rFonts w:ascii="Times New Roman" w:eastAsia="Times New Roman" w:hAnsi="Times New Roman" w:cs="Times New Roman"/>
-                <w:b/>
-                <w:bCs/>
                 <w:sz w:val="28"/>
                 <w:szCs w:val="28"/>
                 <w:lang w:eastAsia="ru-RU"/>
@@ -1242,7 +1347,70 @@
                 <w:szCs w:val="28"/>
                 <w:lang w:eastAsia="ru-RU"/>
               </w:rPr>
-              <w:t>Управление справочниками</w:t>
+              <w:t>Регистрирует новых пользователей</w:t>
+            </w:r>
+            <w:r>
+              <w:rPr>
+                <w:rFonts w:ascii="Times New Roman" w:eastAsia="Times New Roman" w:hAnsi="Times New Roman" w:cs="Times New Roman"/>
+                <w:sz w:val="28"/>
+                <w:szCs w:val="28"/>
+                <w:lang w:eastAsia="ru-RU"/>
+              </w:rPr>
+              <w:t xml:space="preserve"> </w:t>
+            </w:r>
+            <w:r>
+              <w:rPr>
+                <w:rFonts w:ascii="Times New Roman" w:eastAsia="Times New Roman" w:hAnsi="Times New Roman" w:cs="Times New Roman"/>
+                <w:sz w:val="28"/>
+                <w:szCs w:val="28"/>
+                <w:lang w:eastAsia="ru-RU"/>
+              </w:rPr>
+              <w:t>(диспетчеров, водителей, администратор</w:t>
+            </w:r>
+            <w:r>
+              <w:rPr>
+                <w:rFonts w:ascii="Times New Roman" w:eastAsia="Times New Roman" w:hAnsi="Times New Roman" w:cs="Times New Roman"/>
+                <w:sz w:val="28"/>
+                <w:szCs w:val="28"/>
+                <w:lang w:eastAsia="ru-RU"/>
+              </w:rPr>
+              <w:t xml:space="preserve">ов), </w:t>
+            </w:r>
+            <w:r>
+              <w:rPr>
+                <w:rFonts w:ascii="Times New Roman" w:eastAsia="Times New Roman" w:hAnsi="Times New Roman" w:cs="Times New Roman"/>
+                <w:sz w:val="28"/>
+                <w:szCs w:val="28"/>
+                <w:lang w:eastAsia="ru-RU"/>
+              </w:rPr>
+              <w:t>у</w:t>
+            </w:r>
+            <w:r>
+              <w:rPr>
+                <w:rFonts w:ascii="Times New Roman" w:eastAsia="Times New Roman" w:hAnsi="Times New Roman" w:cs="Times New Roman"/>
+                <w:sz w:val="28"/>
+                <w:szCs w:val="28"/>
+                <w:lang w:eastAsia="ru-RU"/>
+              </w:rPr>
+              <w:t>правляет справочником марок автомобилей, управляет справочником типов ремонтов, управляет нормативами расхода топлива</w:t>
+            </w:r>
+            <w:r>
+              <w:rPr>
+                <w:rFonts w:ascii="Times New Roman" w:eastAsia="Times New Roman" w:hAnsi="Times New Roman" w:cs="Times New Roman"/>
+                <w:sz w:val="28"/>
+                <w:szCs w:val="28"/>
+                <w:lang w:eastAsia="ru-RU"/>
+              </w:rPr>
+              <w:t>, управление пользователями</w:t>
+            </w:r>
+            <w:r>
+              <w:rPr>
+                <w:rFonts w:ascii="Times New Roman" w:eastAsia="Times New Roman" w:hAnsi="Times New Roman" w:cs="Times New Roman"/>
+                <w:sz w:val="28"/>
+                <w:szCs w:val="28"/>
+                <w:lang w:eastAsia="ru-RU"/>
+              </w:rPr>
+              <w:t>, добавление новых компаний</w:t>
             </w:r>
           </w:p>
         </w:tc>
@@ -1392,7 +1560,26 @@
           <w:sz w:val="28"/>
           <w:szCs w:val="28"/>
         </w:rPr>
-        <w:t>Расход топлива по авто (факт vs норма)</w:t>
+        <w:lastRenderedPageBreak/>
+        <w:t xml:space="preserve">Расход топлива по авто (факт </w:t>
+      </w:r>
+      <w:proofErr w:type="spellStart"/>
+      <w:r>
+        <w:rPr>
+          <w:rFonts w:ascii="Times New Roman" w:hAnsi="Times New Roman" w:cs="Times New Roman"/>
+          <w:sz w:val="28"/>
+          <w:szCs w:val="28"/>
+        </w:rPr>
+        <w:t>vs</w:t>
+      </w:r>
+      <w:proofErr w:type="spellEnd"/>
+      <w:r>
+        <w:rPr>
+          <w:rFonts w:ascii="Times New Roman" w:hAnsi="Times New Roman" w:cs="Times New Roman"/>
+          <w:sz w:val="28"/>
+          <w:szCs w:val="28"/>
+        </w:rPr>
+        <w:t xml:space="preserve"> норма)</w:t>
       </w:r>
     </w:p>
     <w:p>
@@ -2199,7 +2386,6 @@
   <w:style w:type="character" w:default="1" w:styleId="a0">
     <w:name w:val="Default Paragraph Font"/>
     <w:uiPriority w:val="1"/>
-    <w:semiHidden/>
     <w:unhideWhenUsed/>
   </w:style>
   <w:style w:type="table" w:default="1" w:styleId="a1">

--- a/Анализ предметной области.docx
+++ b/Анализ предметной области.docx
@@ -1,6 +1,6 @@
 
 <file path=word/document.xml><?xml version="1.0" encoding="utf-8"?>
-<w:document xmlns:wpc="http://schemas.microsoft.com/office/word/2010/wordprocessingCanvas" xmlns:cx="http://schemas.microsoft.com/office/drawing/2014/chartex" xmlns:cx1="http://schemas.microsoft.com/office/drawing/2015/9/8/chartex" xmlns:cx2="http://schemas.microsoft.com/office/drawing/2015/10/21/chartex" xmlns:cx3="http://schemas.microsoft.com/office/drawing/2016/5/9/chartex" xmlns:cx4="http://schemas.microsoft.com/office/drawing/2016/5/10/chartex" xmlns:cx5="http://schemas.microsoft.com/office/drawing/2016/5/11/chartex" xmlns:cx6="http://schemas.microsoft.com/office/drawing/2016/5/12/chartex" xmlns:cx7="http://schemas.microsoft.com/office/drawing/2016/5/13/chartex" xmlns:cx8="http://schemas.microsoft.com/office/drawing/2016/5/14/chartex" xmlns:mc="http://schemas.openxmlformats.org/markup-compatibility/2006" xmlns:aink="http://schemas.microsoft.com/office/drawing/2016/ink" xmlns:am3d="http://schemas.microsoft.com/office/drawing/2017/model3d" xmlns:o="urn:schemas-microsoft-com:office:office" xmlns:oel="http://schemas.microsoft.com/office/2019/extlst" xmlns:r="http://schemas.openxmlformats.org/officeDocument/2006/relationships" xmlns:m="http://schemas.openxmlformats.org/officeDocument/2006/math" xmlns:v="urn:schemas-microsoft-com:vml" xmlns:wp14="http://schemas.microsoft.com/office/word/2010/wordprocessingDrawing" xmlns:wp="http://schemas.openxmlformats.org/drawingml/2006/wordprocessingDrawing" xmlns:w10="urn:schemas-microsoft-com:office:word" xmlns:w="http://schemas.openxmlformats.org/wordprocessingml/2006/main" xmlns:w14="http://schemas.microsoft.com/office/word/2010/wordml" xmlns:w15="http://schemas.microsoft.com/office/word/2012/wordml" xmlns:w16cex="http://schemas.microsoft.com/office/word/2018/wordml/cex" xmlns:w16cid="http://schemas.microsoft.com/office/word/2016/wordml/cid" xmlns:w16="http://schemas.microsoft.com/office/word/2018/wordml" xmlns:w16sdtdh="http://schemas.microsoft.com/office/word/2020/wordml/sdtdatahash" xmlns:w16se="http://schemas.microsoft.com/office/word/2015/wordml/symex" xmlns:wpg="http://schemas.microsoft.com/office/word/2010/wordprocessingGroup" xmlns:wpi="http://schemas.microsoft.com/office/word/2010/wordprocessingInk" xmlns:wne="http://schemas.microsoft.com/office/word/2006/wordml" xmlns:wps="http://schemas.microsoft.com/office/word/2010/wordprocessingShape" mc:Ignorable="w14 w15 w16se w16cid w16 w16cex w16sdtdh wp14">
+<w:document xmlns:wpc="http://schemas.microsoft.com/office/word/2010/wordprocessingCanvas" xmlns:cx="http://schemas.microsoft.com/office/drawing/2014/chartex" xmlns:cx1="http://schemas.microsoft.com/office/drawing/2015/9/8/chartex" xmlns:mc="http://schemas.openxmlformats.org/markup-compatibility/2006" xmlns:o="urn:schemas-microsoft-com:office:office" xmlns:r="http://schemas.openxmlformats.org/officeDocument/2006/relationships" xmlns:m="http://schemas.openxmlformats.org/officeDocument/2006/math" xmlns:v="urn:schemas-microsoft-com:vml" xmlns:wp14="http://schemas.microsoft.com/office/word/2010/wordprocessingDrawing" xmlns:wp="http://schemas.openxmlformats.org/drawingml/2006/wordprocessingDrawing" xmlns:w10="urn:schemas-microsoft-com:office:word" xmlns:w="http://schemas.openxmlformats.org/wordprocessingml/2006/main" xmlns:w14="http://schemas.microsoft.com/office/word/2010/wordml" xmlns:w15="http://schemas.microsoft.com/office/word/2012/wordml" xmlns:w16se="http://schemas.microsoft.com/office/word/2015/wordml/symex" xmlns:wpg="http://schemas.microsoft.com/office/word/2010/wordprocessingGroup" xmlns:wpi="http://schemas.microsoft.com/office/word/2010/wordprocessingInk" xmlns:wne="http://schemas.microsoft.com/office/word/2006/wordml" xmlns:wps="http://schemas.microsoft.com/office/word/2010/wordprocessingShape" mc:Ignorable="w14 w15 w16se wp14">
   <w:body>
     <w:p>
       <w:pPr>
@@ -1276,7 +1276,27 @@
                 <w:szCs w:val="28"/>
                 <w:lang w:eastAsia="ru-RU"/>
               </w:rPr>
-              <w:t>просматривает список свободных (не занятых) автомобилей, просматривает список марок автомобилей</w:t>
+              <w:t>просматривает список свободных (не занятых) автомобилей, </w:t>
+            </w:r>
+            <w:r>
+              <w:rPr>
+                <w:rFonts w:ascii="Times New Roman" w:eastAsia="Times New Roman" w:hAnsi="Times New Roman" w:cs="Times New Roman"/>
+                <w:sz w:val="28"/>
+                <w:szCs w:val="28"/>
+                <w:lang w:eastAsia="ru-RU"/>
+              </w:rPr>
+              <w:t>сообщает о поломках</w:t>
+            </w:r>
+            <w:bookmarkStart w:id="0" w:name="_GoBack"/>
+            <w:bookmarkEnd w:id="0"/>
+            <w:r>
+              <w:rPr>
+                <w:rFonts w:ascii="Times New Roman" w:eastAsia="Times New Roman" w:hAnsi="Times New Roman" w:cs="Times New Roman"/>
+                <w:sz w:val="28"/>
+                <w:szCs w:val="28"/>
+                <w:lang w:eastAsia="ru-RU"/>
+              </w:rPr>
+              <w:t xml:space="preserve"> </w:t>
             </w:r>
           </w:p>
         </w:tc>
@@ -1728,7 +1748,7 @@
 </file>
 
 <file path=word/numbering.xml><?xml version="1.0" encoding="utf-8"?>
-<w:numbering xmlns:wpc="http://schemas.microsoft.com/office/word/2010/wordprocessingCanvas" xmlns:cx="http://schemas.microsoft.com/office/drawing/2014/chartex" xmlns:cx1="http://schemas.microsoft.com/office/drawing/2015/9/8/chartex" xmlns:cx2="http://schemas.microsoft.com/office/drawing/2015/10/21/chartex" xmlns:cx3="http://schemas.microsoft.com/office/drawing/2016/5/9/chartex" xmlns:cx4="http://schemas.microsoft.com/office/drawing/2016/5/10/chartex" xmlns:cx5="http://schemas.microsoft.com/office/drawing/2016/5/11/chartex" xmlns:cx6="http://schemas.microsoft.com/office/drawing/2016/5/12/chartex" xmlns:cx7="http://schemas.microsoft.com/office/drawing/2016/5/13/chartex" xmlns:cx8="http://schemas.microsoft.com/office/drawing/2016/5/14/chartex" xmlns:mc="http://schemas.openxmlformats.org/markup-compatibility/2006" xmlns:aink="http://schemas.microsoft.com/office/drawing/2016/ink" xmlns:am3d="http://schemas.microsoft.com/office/drawing/2017/model3d" xmlns:o="urn:schemas-microsoft-com:office:office" xmlns:oel="http://schemas.microsoft.com/office/2019/extlst" xmlns:r="http://schemas.openxmlformats.org/officeDocument/2006/relationships" xmlns:m="http://schemas.openxmlformats.org/officeDocument/2006/math" xmlns:v="urn:schemas-microsoft-com:vml" xmlns:wp14="http://schemas.microsoft.com/office/word/2010/wordprocessingDrawing" xmlns:wp="http://schemas.openxmlformats.org/drawingml/2006/wordprocessingDrawing" xmlns:w10="urn:schemas-microsoft-com:office:word" xmlns:w="http://schemas.openxmlformats.org/wordprocessingml/2006/main" xmlns:w14="http://schemas.microsoft.com/office/word/2010/wordml" xmlns:w15="http://schemas.microsoft.com/office/word/2012/wordml" xmlns:w16cex="http://schemas.microsoft.com/office/word/2018/wordml/cex" xmlns:w16cid="http://schemas.microsoft.com/office/word/2016/wordml/cid" xmlns:w16="http://schemas.microsoft.com/office/word/2018/wordml" xmlns:w16sdtdh="http://schemas.microsoft.com/office/word/2020/wordml/sdtdatahash" xmlns:w16se="http://schemas.microsoft.com/office/word/2015/wordml/symex" xmlns:wpg="http://schemas.microsoft.com/office/word/2010/wordprocessingGroup" xmlns:wpi="http://schemas.microsoft.com/office/word/2010/wordprocessingInk" xmlns:wne="http://schemas.microsoft.com/office/word/2006/wordml" xmlns:wps="http://schemas.microsoft.com/office/word/2010/wordprocessingShape" mc:Ignorable="w14 w15 w16se w16cid w16 w16cex w16sdtdh wp14">
+<w:numbering xmlns:wpc="http://schemas.microsoft.com/office/word/2010/wordprocessingCanvas" xmlns:cx="http://schemas.microsoft.com/office/drawing/2014/chartex" xmlns:cx1="http://schemas.microsoft.com/office/drawing/2015/9/8/chartex" xmlns:mc="http://schemas.openxmlformats.org/markup-compatibility/2006" xmlns:o="urn:schemas-microsoft-com:office:office" xmlns:r="http://schemas.openxmlformats.org/officeDocument/2006/relationships" xmlns:m="http://schemas.openxmlformats.org/officeDocument/2006/math" xmlns:v="urn:schemas-microsoft-com:vml" xmlns:wp14="http://schemas.microsoft.com/office/word/2010/wordprocessingDrawing" xmlns:wp="http://schemas.openxmlformats.org/drawingml/2006/wordprocessingDrawing" xmlns:w10="urn:schemas-microsoft-com:office:word" xmlns:w="http://schemas.openxmlformats.org/wordprocessingml/2006/main" xmlns:w14="http://schemas.microsoft.com/office/word/2010/wordml" xmlns:w15="http://schemas.microsoft.com/office/word/2012/wordml" xmlns:w16se="http://schemas.microsoft.com/office/word/2015/wordml/symex" xmlns:wpg="http://schemas.microsoft.com/office/word/2010/wordprocessingGroup" xmlns:wpi="http://schemas.microsoft.com/office/word/2010/wordprocessingInk" xmlns:wne="http://schemas.microsoft.com/office/word/2006/wordml" xmlns:wps="http://schemas.microsoft.com/office/word/2010/wordprocessingShape" mc:Ignorable="w14 w15 w16se wp14">
   <w:abstractNum w:abstractNumId="0" w15:restartNumberingAfterBreak="0">
     <w:nsid w:val="03FD2FD6"/>
     <w:multiLevelType w:val="multilevel"/>
@@ -1955,17 +1975,17 @@
       </w:pPr>
     </w:lvl>
   </w:abstractNum>
-  <w:num w:numId="1" w16cid:durableId="1654329802">
+  <w:num w:numId="1">
     <w:abstractNumId w:val="0"/>
   </w:num>
-  <w:num w:numId="2" w16cid:durableId="1864129844">
+  <w:num w:numId="2">
     <w:abstractNumId w:val="1"/>
   </w:num>
 </w:numbering>
 </file>
 
 <file path=word/styles.xml><?xml version="1.0" encoding="utf-8"?>
-<w:styles xmlns:mc="http://schemas.openxmlformats.org/markup-compatibility/2006" xmlns:r="http://schemas.openxmlformats.org/officeDocument/2006/relationships" xmlns:w="http://schemas.openxmlformats.org/wordprocessingml/2006/main" xmlns:w14="http://schemas.microsoft.com/office/word/2010/wordml" xmlns:w15="http://schemas.microsoft.com/office/word/2012/wordml" xmlns:w16cex="http://schemas.microsoft.com/office/word/2018/wordml/cex" xmlns:w16cid="http://schemas.microsoft.com/office/word/2016/wordml/cid" xmlns:w16="http://schemas.microsoft.com/office/word/2018/wordml" xmlns:w16sdtdh="http://schemas.microsoft.com/office/word/2020/wordml/sdtdatahash" xmlns:w16se="http://schemas.microsoft.com/office/word/2015/wordml/symex" mc:Ignorable="w14 w15 w16se w16cid w16 w16cex w16sdtdh">
+<w:styles xmlns:mc="http://schemas.openxmlformats.org/markup-compatibility/2006" xmlns:r="http://schemas.openxmlformats.org/officeDocument/2006/relationships" xmlns:w="http://schemas.openxmlformats.org/wordprocessingml/2006/main" xmlns:w14="http://schemas.microsoft.com/office/word/2010/wordml" xmlns:w15="http://schemas.microsoft.com/office/word/2012/wordml" xmlns:w16se="http://schemas.microsoft.com/office/word/2015/wordml/symex" mc:Ignorable="w14 w15 w16se">
   <w:docDefaults>
     <w:rPrDefault>
       <w:rPr>
@@ -1981,7 +2001,7 @@
       </w:pPr>
     </w:pPrDefault>
   </w:docDefaults>
-  <w:latentStyles w:defLockedState="0" w:defUIPriority="99" w:defSemiHidden="0" w:defUnhideWhenUsed="0" w:defQFormat="0" w:count="376">
+  <w:latentStyles w:defLockedState="0" w:defUIPriority="99" w:defSemiHidden="0" w:defUnhideWhenUsed="0" w:defQFormat="0" w:count="371">
     <w:lsdException w:name="Normal" w:uiPriority="0" w:qFormat="1"/>
     <w:lsdException w:name="heading 1" w:uiPriority="9" w:qFormat="1"/>
     <w:lsdException w:name="heading 2" w:semiHidden="1" w:uiPriority="9" w:unhideWhenUsed="1" w:qFormat="1"/>
@@ -2353,11 +2373,6 @@
     <w:lsdException w:name="List Table 5 Dark Accent 6" w:uiPriority="50"/>
     <w:lsdException w:name="List Table 6 Colorful Accent 6" w:uiPriority="51"/>
     <w:lsdException w:name="List Table 7 Colorful Accent 6" w:uiPriority="52"/>
-    <w:lsdException w:name="Mention" w:semiHidden="1" w:unhideWhenUsed="1"/>
-    <w:lsdException w:name="Smart Hyperlink" w:semiHidden="1" w:unhideWhenUsed="1"/>
-    <w:lsdException w:name="Hashtag" w:semiHidden="1" w:unhideWhenUsed="1"/>
-    <w:lsdException w:name="Unresolved Mention" w:semiHidden="1" w:unhideWhenUsed="1"/>
-    <w:lsdException w:name="Smart Link" w:semiHidden="1" w:unhideWhenUsed="1"/>
   </w:latentStyles>
   <w:style w:type="paragraph" w:default="1" w:styleId="a">
     <w:name w:val="Normal"/>
@@ -2386,6 +2401,7 @@
   <w:style w:type="character" w:default="1" w:styleId="a0">
     <w:name w:val="Default Paragraph Font"/>
     <w:uiPriority w:val="1"/>
+    <w:semiHidden/>
     <w:unhideWhenUsed/>
   </w:style>
   <w:style w:type="table" w:default="1" w:styleId="a1">
